--- a/App/mou_templates/Blood Bank.docx
+++ b/App/mou_templates/Blood Bank.docx
@@ -1,6 +1,6 @@
 
 <file path=word/document.xml><?xml version="1.0" encoding="utf-8"?>
-<w:document xmlns:wpc="http://schemas.microsoft.com/office/word/2010/wordprocessingCanvas" xmlns:cx="http://schemas.microsoft.com/office/drawing/2014/chartex" xmlns:cx1="http://schemas.microsoft.com/office/drawing/2015/9/8/chartex" xmlns:cx2="http://schemas.microsoft.com/office/drawing/2015/10/21/chartex" xmlns:cx3="http://schemas.microsoft.com/office/drawing/2016/5/9/chartex" xmlns:cx4="http://schemas.microsoft.com/office/drawing/2016/5/10/chartex" xmlns:cx5="http://schemas.microsoft.com/office/drawing/2016/5/11/chartex" xmlns:cx6="http://schemas.microsoft.com/office/drawing/2016/5/12/chartex" xmlns:cx7="http://schemas.microsoft.com/office/drawing/2016/5/13/chartex" xmlns:cx8="http://schemas.microsoft.com/office/drawing/2016/5/14/chartex" xmlns:mc="http://schemas.openxmlformats.org/markup-compatibility/2006" xmlns:aink="http://schemas.microsoft.com/office/drawing/2016/ink" xmlns:am3d="http://schemas.microsoft.com/office/drawing/2017/model3d" xmlns:o="urn:schemas-microsoft-com:office:office" xmlns:oel="http://schemas.microsoft.com/office/2019/extlst" xmlns:r="http://schemas.openxmlformats.org/officeDocument/2006/relationships" xmlns:m="http://schemas.openxmlformats.org/officeDocument/2006/math" xmlns:v="urn:schemas-microsoft-com:vml" xmlns:wp14="http://schemas.microsoft.com/office/word/2010/wordprocessingDrawing" xmlns:wp="http://schemas.openxmlformats.org/drawingml/2006/wordprocessingDrawing" xmlns:w10="urn:schemas-microsoft-com:office:word" xmlns:w="http://schemas.openxmlformats.org/wordprocessingml/2006/main" xmlns:w14="http://schemas.microsoft.com/office/word/2010/wordml" xmlns:w15="http://schemas.microsoft.com/office/word/2012/wordml" xmlns:w16cei="http://schemas.microsoft.com/office/word/2026/wordml/cei" xmlns:w16cex="http://schemas.microsoft.com/office/word/2018/wordml/cex" xmlns:w16cid="http://schemas.microsoft.com/office/word/2016/wordml/cid" xmlns:w16="http://schemas.microsoft.com/office/word/2018/wordml" xmlns:w16du="http://schemas.microsoft.com/office/word/2023/wordml/word16du" xmlns:w16sdtdh="http://schemas.microsoft.com/office/word/2020/wordml/sdtdatahash" xmlns:w16sdtfl="http://schemas.microsoft.com/office/word/2024/wordml/sdtformatlock" xmlns:w16se="http://schemas.microsoft.com/office/word/2015/wordml/symex" xmlns:wpg="http://schemas.microsoft.com/office/word/2010/wordprocessingGroup" xmlns:wpi="http://schemas.microsoft.com/office/word/2010/wordprocessingInk" xmlns:wne="http://schemas.microsoft.com/office/word/2006/wordml" xmlns:wps="http://schemas.microsoft.com/office/word/2010/wordprocessingShape" mc:Ignorable="w14 w15 w16se w16cid w16 w16cex w16sdtdh w16sdtfl w16du wp14">
+<w:document xmlns:wpc="http://schemas.microsoft.com/office/word/2010/wordprocessingCanvas" xmlns:cx="http://schemas.microsoft.com/office/drawing/2014/chartex" xmlns:cx1="http://schemas.microsoft.com/office/drawing/2015/9/8/chartex" xmlns:cx2="http://schemas.microsoft.com/office/drawing/2015/10/21/chartex" xmlns:cx3="http://schemas.microsoft.com/office/drawing/2016/5/9/chartex" xmlns:cx4="http://schemas.microsoft.com/office/drawing/2016/5/10/chartex" xmlns:cx5="http://schemas.microsoft.com/office/drawing/2016/5/11/chartex" xmlns:cx6="http://schemas.microsoft.com/office/drawing/2016/5/12/chartex" xmlns:cx7="http://schemas.microsoft.com/office/drawing/2016/5/13/chartex" xmlns:cx8="http://schemas.microsoft.com/office/drawing/2016/5/14/chartex" xmlns:mc="http://schemas.openxmlformats.org/markup-compatibility/2006" xmlns:aink="http://schemas.microsoft.com/office/drawing/2016/ink" xmlns:am3d="http://schemas.microsoft.com/office/drawing/2017/model3d" xmlns:o="urn:schemas-microsoft-com:office:office" xmlns:oel="http://schemas.microsoft.com/office/2019/extlst" xmlns:r="http://schemas.openxmlformats.org/officeDocument/2006/relationships" xmlns:m="http://schemas.openxmlformats.org/officeDocument/2006/math" xmlns:v="urn:schemas-microsoft-com:vml" xmlns:wp14="http://schemas.microsoft.com/office/word/2010/wordprocessingDrawing" xmlns:wp="http://schemas.openxmlformats.org/drawingml/2006/wordprocessingDrawing" xmlns:w10="urn:schemas-microsoft-com:office:word" xmlns:w="http://schemas.openxmlformats.org/wordprocessingml/2006/main" xmlns:w14="http://schemas.microsoft.com/office/word/2010/wordml" xmlns:w15="http://schemas.microsoft.com/office/word/2012/wordml" xmlns:w16cex="http://schemas.microsoft.com/office/word/2018/wordml/cex" xmlns:w16cid="http://schemas.microsoft.com/office/word/2016/wordml/cid" xmlns:w16="http://schemas.microsoft.com/office/word/2018/wordml" xmlns:w16du="http://schemas.microsoft.com/office/word/2023/wordml/word16du" xmlns:w16sdtdh="http://schemas.microsoft.com/office/word/2020/wordml/sdtdatahash" xmlns:w16sdtfl="http://schemas.microsoft.com/office/word/2024/wordml/sdtformatlock" xmlns:w16se="http://schemas.microsoft.com/office/word/2015/wordml/symex" xmlns:wpg="http://schemas.microsoft.com/office/word/2010/wordprocessingGroup" xmlns:wpi="http://schemas.microsoft.com/office/word/2010/wordprocessingInk" xmlns:wne="http://schemas.microsoft.com/office/word/2006/wordml" xmlns:wps="http://schemas.microsoft.com/office/word/2010/wordprocessingShape" mc:Ignorable="w14 w15 w16se w16cid w16 w16cex w16sdtdh w16sdtfl w16du wp14">
   <w:body>
     <w:p>
       <w:pPr>
@@ -100,7 +100,7 @@
           <w:sz w:val="24"/>
           <w:szCs w:val="24"/>
         </w:rPr>
-        <w:t>SATYAM NURSHING HOME</w:t>
+        <w:t>{HOSPITAL_NAME}</w:t>
       </w:r>
       <w:r>
         <w:t xml:space="preserve">, having its registered office at – </w:t>
@@ -111,7 +111,7 @@
           <w:b/>
           <w:bCs/>
         </w:rPr>
-        <w:t>NEAR PAC CAMP BICHHIYA, GORAKHPUR, UTTAR PRADESH 273014</w:t>
+        <w:t>{HOSPITAL_ADDRESS}</w:t>
       </w:r>
       <w:r>
         <w:t xml:space="preserve"> </w:t>
@@ -127,7 +127,7 @@
           <w:sz w:val="24"/>
           <w:szCs w:val="24"/>
         </w:rPr>
-        <w:t>SATYAM NURSHING HOME</w:t>
+        <w:t>{HOSPITAL_NAME}</w:t>
       </w:r>
       <w:r>
         <w:t>, which expression shall unless repugnant to the context mean and include its representatives, successors and permitted assigns, as the context permits of the first party;</w:t>
@@ -151,7 +151,7 @@
           <w:sz w:val="24"/>
           <w:szCs w:val="24"/>
         </w:rPr>
-        <w:t xml:space="preserve">GURU SHRI GORAKHNATH BLOOD BANK AND COMPONENT CENTER </w:t>
+        <w:t>{BLOOD_BANK_NAME}</w:t>
       </w:r>
       <w:r>
         <w:t xml:space="preserve">, a company registered under the provisions of the companies Act, 1956; having its registered office </w:t>
@@ -164,16 +164,7 @@
           <w:sz w:val="24"/>
           <w:szCs w:val="24"/>
         </w:rPr>
-        <w:t xml:space="preserve">GURU SHRI GORAKHNATH </w:t>
-      </w:r>
-      <w:r>
-        <w:rPr>
-          <w:b/>
-          <w:bCs/>
-          <w:sz w:val="24"/>
-          <w:szCs w:val="24"/>
-        </w:rPr>
-        <w:t>CHARITABLE BLOOD AND COMPONENT CENTER</w:t>
+        <w:t>{BLOOD_BANK_NAME}</w:t>
       </w:r>
       <w:r>
         <w:rPr>
@@ -187,20 +178,27 @@
           <w:b/>
           <w:bCs/>
         </w:rPr>
-        <w:t>Within Gorakhnath Mandir Campus, Gorakhpur, Uttar Pradesh-273015</w:t>
+        <w:t xml:space="preserve">Within </w:t>
       </w:r>
       <w:bookmarkEnd w:id="1"/>
       <w:r>
-        <w:t xml:space="preserve"> (hereinafter referred to as “</w:t>
-      </w:r>
-      <w:r>
-        <w:rPr>
-          <w:b/>
-          <w:bCs/>
-          <w:sz w:val="24"/>
-          <w:szCs w:val="24"/>
-        </w:rPr>
-        <w:t xml:space="preserve">GURU SHRI GORAKHNATH BLOOD BANK AND COMPONENT CENTER </w:t>
+        <w:rPr>
+          <w:b/>
+          <w:bCs/>
+        </w:rPr>
+        <w:t xml:space="preserve">{BLOOD_BANK_ADDRESS} </w:t>
+      </w:r>
+      <w:r>
+        <w:t>(hereinafter referred to as “</w:t>
+      </w:r>
+      <w:r>
+        <w:rPr>
+          <w:b/>
+          <w:bCs/>
+          <w:sz w:val="24"/>
+          <w:szCs w:val="24"/>
+        </w:rPr>
+        <w:t>{BLOOD_BANK_NAME}</w:t>
       </w:r>
       <w:r>
         <w:t xml:space="preserve">” which expression shall unless repugnant to the context mean and include its representatives, successors and permitted signs, as the context permits) of second party, </w:t>
@@ -235,7 +233,16 @@
           <w:sz w:val="24"/>
           <w:szCs w:val="24"/>
         </w:rPr>
-        <w:t xml:space="preserve">GURU SHRI GORAKHNATH BLOOD BANK AND COMPONENT CENTER </w:t>
+        <w:t>{BLOOD_BANK_NAME}</w:t>
+      </w:r>
+      <w:r>
+        <w:rPr>
+          <w:b/>
+          <w:bCs/>
+          <w:sz w:val="24"/>
+          <w:szCs w:val="24"/>
+        </w:rPr>
+        <w:t xml:space="preserve"> </w:t>
       </w:r>
       <w:r>
         <w:t xml:space="preserve">agreed to sell blood to </w:t>
@@ -248,7 +255,7 @@
           <w:sz w:val="24"/>
           <w:szCs w:val="24"/>
         </w:rPr>
-        <w:t>SATYAM NURSHING HOME</w:t>
+        <w:t>{HOSPITAL_NAME}</w:t>
       </w:r>
       <w:r>
         <w:rPr>
@@ -303,7 +310,16 @@
           <w:sz w:val="24"/>
           <w:szCs w:val="24"/>
         </w:rPr>
-        <w:t xml:space="preserve">GURU SHRI GORAKHNATH BLOOD BANK AND COMPONENT CENTER </w:t>
+        <w:t>{BLOOD_BANK_NAME}</w:t>
+      </w:r>
+      <w:r>
+        <w:rPr>
+          <w:b/>
+          <w:bCs/>
+          <w:sz w:val="24"/>
+          <w:szCs w:val="24"/>
+        </w:rPr>
+        <w:t xml:space="preserve"> </w:t>
       </w:r>
       <w:r>
         <w:rPr>
@@ -319,7 +335,7 @@
           <w:sz w:val="24"/>
           <w:szCs w:val="24"/>
         </w:rPr>
-        <w:t>SATYAM NURSHING HOME</w:t>
+        <w:t>{HOSPITAL_NAME}</w:t>
       </w:r>
       <w:r>
         <w:rPr>
@@ -367,7 +383,16 @@
           <w:sz w:val="24"/>
           <w:szCs w:val="24"/>
         </w:rPr>
-        <w:t xml:space="preserve">GURU SHRI GORAKHNATH BLOOD BANK AND COMPONENT CENTER </w:t>
+        <w:t>{BLOOD_BANK_NAME}</w:t>
+      </w:r>
+      <w:r>
+        <w:rPr>
+          <w:b/>
+          <w:bCs/>
+          <w:sz w:val="24"/>
+          <w:szCs w:val="24"/>
+        </w:rPr>
+        <w:t xml:space="preserve"> </w:t>
       </w:r>
       <w:r>
         <w:rPr>
@@ -382,7 +407,7 @@
           <w:sz w:val="24"/>
           <w:szCs w:val="24"/>
         </w:rPr>
-        <w:t>SATYAM NURSHING HOME</w:t>
+        <w:t>{HOSPITAL_NAME}</w:t>
       </w:r>
       <w:r>
         <w:rPr>
@@ -471,7 +496,7 @@
           <w:sz w:val="24"/>
           <w:szCs w:val="24"/>
         </w:rPr>
-        <w:t>SATYAM NURSHING HOME</w:t>
+        <w:t>{HOSPITAL_NAME}</w:t>
       </w:r>
       <w:r>
         <w:rPr>
@@ -486,7 +511,16 @@
           <w:sz w:val="24"/>
           <w:szCs w:val="24"/>
         </w:rPr>
-        <w:t xml:space="preserve">GURU SHRI GORAKHNATH BLOOD BANK AND COMPONENT CENTER </w:t>
+        <w:t>{BLOOD_BANK_NAME}</w:t>
+      </w:r>
+      <w:r>
+        <w:rPr>
+          <w:b/>
+          <w:bCs/>
+          <w:sz w:val="24"/>
+          <w:szCs w:val="24"/>
+        </w:rPr>
+        <w:t xml:space="preserve"> </w:t>
       </w:r>
       <w:r>
         <w:rPr>
@@ -500,7 +534,6 @@
         <w:jc w:val="both"/>
       </w:pPr>
       <w:r>
-        <w:lastRenderedPageBreak/>
         <w:t>ARTICLE 2- OBLIGATION OF THE Gorakhpur BLOOD BANK</w:t>
       </w:r>
     </w:p>
@@ -533,7 +566,16 @@
           <w:sz w:val="24"/>
           <w:szCs w:val="24"/>
         </w:rPr>
-        <w:t xml:space="preserve">GURU SHRI GORAKHNATH BLOOD BANK AND COMPONENT CENTER </w:t>
+        <w:t>{BLOOD_BANK_NAME}</w:t>
+      </w:r>
+      <w:r>
+        <w:rPr>
+          <w:b/>
+          <w:bCs/>
+          <w:sz w:val="24"/>
+          <w:szCs w:val="24"/>
+        </w:rPr>
+        <w:t xml:space="preserve"> </w:t>
       </w:r>
       <w:r>
         <w:rPr>
@@ -562,6 +604,7 @@
         <w:rPr>
           <w:color w:val="000000"/>
         </w:rPr>
+        <w:lastRenderedPageBreak/>
         <w:t>The blood, blood components shall be obtained from voluntary/ Replacement donor who are declared fit after medical examination and who do not accept any consideration in cash or kind from any source and as per fulfilling criteria of Drug &amp; Cosmetic Act, 1945 and rules thereunder.</w:t>
       </w:r>
     </w:p>
@@ -685,7 +728,16 @@
           <w:sz w:val="24"/>
           <w:szCs w:val="24"/>
         </w:rPr>
-        <w:t xml:space="preserve">GURU SHRI GORAKHNATH BLOOD BANK AND COMPONENT CENTER </w:t>
+        <w:t>{BLOOD_BANK_NAME}</w:t>
+      </w:r>
+      <w:r>
+        <w:rPr>
+          <w:b/>
+          <w:bCs/>
+          <w:sz w:val="24"/>
+          <w:szCs w:val="24"/>
+        </w:rPr>
+        <w:t xml:space="preserve"> </w:t>
       </w:r>
       <w:r>
         <w:rPr>
@@ -710,7 +762,7 @@
           <w:b/>
           <w:bCs/>
         </w:rPr>
-        <w:t>SATYAM NURSHING HOME</w:t>
+        <w:t>{HOSPITAL_NAME}</w:t>
       </w:r>
       <w:r>
         <w:rPr>
@@ -742,7 +794,7 @@
           <w:b/>
           <w:bCs/>
         </w:rPr>
-        <w:t>SATYAM NURSHING HOME</w:t>
+        <w:t>{HOSPITAL_NAME}</w:t>
       </w:r>
       <w:r>
         <w:rPr>
@@ -771,7 +823,7 @@
           <w:b/>
           <w:bCs/>
         </w:rPr>
-        <w:t>SATYAM NURSHING HOME</w:t>
+        <w:t>{HOSPITAL_NAME}</w:t>
       </w:r>
       <w:r>
         <w:rPr>
@@ -855,7 +907,16 @@
           <w:sz w:val="24"/>
           <w:szCs w:val="24"/>
         </w:rPr>
-        <w:t xml:space="preserve">GURU SHRI GORAKHNATH BLOOD BANK AND COMPONENT CENTER </w:t>
+        <w:t>{BLOOD_BANK_NAME}</w:t>
+      </w:r>
+      <w:r>
+        <w:rPr>
+          <w:b/>
+          <w:bCs/>
+          <w:sz w:val="24"/>
+          <w:szCs w:val="24"/>
+        </w:rPr>
+        <w:t xml:space="preserve"> </w:t>
       </w:r>
       <w:r>
         <w:rPr>
@@ -893,7 +954,16 @@
           <w:sz w:val="24"/>
           <w:szCs w:val="24"/>
         </w:rPr>
-        <w:t xml:space="preserve">GURU SHRI GORAKHNATH BLOOD BANK AND COMPONENT CENTER </w:t>
+        <w:t>{BLOOD_BANK_NAME}</w:t>
+      </w:r>
+      <w:r>
+        <w:rPr>
+          <w:b/>
+          <w:bCs/>
+          <w:sz w:val="24"/>
+          <w:szCs w:val="24"/>
+        </w:rPr>
+        <w:t xml:space="preserve"> </w:t>
       </w:r>
       <w:r>
         <w:rPr>
@@ -922,7 +992,7 @@
           <w:b/>
           <w:bCs/>
         </w:rPr>
-        <w:t>SATYAM NURSHING HOME</w:t>
+        <w:t>{HOSPITAL_NAME}</w:t>
       </w:r>
       <w:r>
         <w:rPr>
@@ -1141,7 +1211,6 @@
         <w:rPr>
           <w:color w:val="000000"/>
         </w:rPr>
-        <w:lastRenderedPageBreak/>
         <w:t>Either party may, at its option, terminate this engagement without any cause, effective at any time upon giving at least 30 days prior written notice of such termination to the other party.</w:t>
       </w:r>
     </w:p>
@@ -1197,7 +1266,8 @@
           <w:b/>
           <w:bCs/>
         </w:rPr>
-        <w:t>SATYAM NURSHING HOME</w:t>
+        <w:lastRenderedPageBreak/>
+        <w:t>{HOSPITAL_NAME}</w:t>
       </w:r>
       <w:r>
         <w:rPr>
@@ -1219,7 +1289,16 @@
           <w:sz w:val="24"/>
           <w:szCs w:val="24"/>
         </w:rPr>
-        <w:t xml:space="preserve">GURU SHRI GORAKHNATH BLOOD BANK AND COMPONENT CENTER </w:t>
+        <w:t>{BLOOD_BANK_NAME}</w:t>
+      </w:r>
+      <w:r>
+        <w:rPr>
+          <w:b/>
+          <w:bCs/>
+          <w:sz w:val="24"/>
+          <w:szCs w:val="24"/>
+        </w:rPr>
+        <w:t xml:space="preserve"> </w:t>
       </w:r>
       <w:r>
         <w:rPr>
@@ -1255,7 +1334,7 @@
           <w:b/>
           <w:bCs/>
         </w:rPr>
-        <w:t>SATYAM NURSHING HOME</w:t>
+        <w:t>{HOSPITAL_NAME}</w:t>
       </w:r>
       <w:r>
         <w:rPr>
@@ -1284,7 +1363,7 @@
           <w:b/>
           <w:bCs/>
         </w:rPr>
-        <w:t>SATYAM NURSHING HOME</w:t>
+        <w:t>{HOSPITAL_NAME}</w:t>
       </w:r>
       <w:r>
         <w:rPr>
@@ -1299,7 +1378,16 @@
           <w:sz w:val="24"/>
           <w:szCs w:val="24"/>
         </w:rPr>
-        <w:t xml:space="preserve">GURU SHRI GORAKHNATH BLOOD BANK AND COMPONENT CENTER </w:t>
+        <w:t>{BLOOD_BANK_NAME}</w:t>
+      </w:r>
+      <w:r>
+        <w:rPr>
+          <w:b/>
+          <w:bCs/>
+          <w:sz w:val="24"/>
+          <w:szCs w:val="24"/>
+        </w:rPr>
+        <w:t xml:space="preserve"> </w:t>
       </w:r>
       <w:r>
         <w:rPr>
@@ -1314,7 +1402,16 @@
           <w:sz w:val="24"/>
           <w:szCs w:val="24"/>
         </w:rPr>
-        <w:t xml:space="preserve">GURU SHRI GORAKHNATH BLOOD BANK AND COMPONENT CENTER </w:t>
+        <w:t>{BLOOD_BANK_NAME}</w:t>
+      </w:r>
+      <w:r>
+        <w:rPr>
+          <w:b/>
+          <w:bCs/>
+          <w:sz w:val="24"/>
+          <w:szCs w:val="24"/>
+        </w:rPr>
+        <w:t xml:space="preserve"> </w:t>
       </w:r>
       <w:r>
         <w:rPr>
@@ -1327,7 +1424,7 @@
           <w:b/>
           <w:bCs/>
         </w:rPr>
-        <w:t>SATYAM NURSHING HOME</w:t>
+        <w:t>{HOSPITAL_NAME}</w:t>
       </w:r>
       <w:r>
         <w:rPr>
@@ -1338,17 +1435,15 @@
       <w:r>
         <w:t xml:space="preserve">y </w:t>
       </w:r>
-      <w:bookmarkStart w:id="6" w:name="_Hlk232155962"/>
-      <w:r>
-        <w:rPr>
-          <w:b/>
-          <w:bCs/>
-          <w:sz w:val="24"/>
-          <w:szCs w:val="24"/>
-        </w:rPr>
-        <w:t>GORAKHPUR CHARITABLE BLOOD AND COMPONENT CENTER</w:t>
-      </w:r>
-      <w:bookmarkEnd w:id="6"/>
+      <w:r>
+        <w:rPr>
+          <w:b/>
+          <w:bCs/>
+          <w:sz w:val="24"/>
+          <w:szCs w:val="24"/>
+        </w:rPr>
+        <w:t>{BLOOD_BANK_NAME}</w:t>
+      </w:r>
       <w:r>
         <w:rPr>
           <w:color w:val="000000"/>
@@ -1396,7 +1491,16 @@
           <w:sz w:val="24"/>
           <w:szCs w:val="24"/>
         </w:rPr>
-        <w:t xml:space="preserve">GURU SHRI GORAKHNATH BLOOD BANK AND COMPONENT CENTER </w:t>
+        <w:t>{BLOOD_BANK_NAME}</w:t>
+      </w:r>
+      <w:r>
+        <w:rPr>
+          <w:b/>
+          <w:bCs/>
+          <w:sz w:val="24"/>
+          <w:szCs w:val="24"/>
+        </w:rPr>
+        <w:t xml:space="preserve"> </w:t>
       </w:r>
       <w:r>
         <w:rPr>
@@ -1508,7 +1612,13 @@
         <w:rPr>
           <w:color w:val="000000"/>
         </w:rPr>
-        <w:t>Each party represents and warrants that neither the executive nor delivery of this agreement, or the fulfillment or compliance with the terms and provisions hereof; (a) will conflict with or result in a breach of terms, conditions or provisions hereof or constitute a default under or result in any violation of its charter or byelaws, if any, or any agreement, restrictions, instruments, orders, judgment, decree, statute, law, rule or regulation to which it is subject, or (b) require any consent, approval or other action by any court or administrative or government authority/ body.</w:t>
+        <w:t xml:space="preserve">Each party represents and warrants that neither the executive nor delivery of this agreement, or the fulfillment or compliance with the terms and provisions hereof; (a) will conflict with or result in a breach of terms, conditions or provisions hereof or constitute a default under or result in any violation of its charter or byelaws, if any, or any agreement, restrictions, instruments, orders, judgment, decree, statute, law, rule or regulation to which it is subject, or (b) require any consent, approval or </w:t>
+      </w:r>
+      <w:r>
+        <w:rPr>
+          <w:color w:val="000000"/>
+        </w:rPr>
+        <w:t>other action by any court or administrative or government authority/ body.</w:t>
       </w:r>
     </w:p>
     <w:p>
@@ -1531,7 +1641,6 @@
         <w:rPr>
           <w:color w:val="000000"/>
         </w:rPr>
-        <w:lastRenderedPageBreak/>
         <w:t>Each of the parties agree and undertake to perform its obligation under this agreement to comply with all applicable laws, rules, regulations, notifications and government orders.</w:t>
       </w:r>
     </w:p>
@@ -1601,6 +1710,7 @@
         <w:rPr>
           <w:color w:val="000000"/>
         </w:rPr>
+        <w:lastRenderedPageBreak/>
         <w:t xml:space="preserve">Arbitration: Dispute, if any, arising out of this agreement remaining unresolved by mutual discussions shall be referred to a sole arbitrator to be appointment by mutual consent of </w:t>
       </w:r>
       <w:r>
@@ -1610,7 +1720,16 @@
           <w:sz w:val="24"/>
           <w:szCs w:val="24"/>
         </w:rPr>
-        <w:t xml:space="preserve">GURU SHRI GORAKHNATH BLOOD BANK AND COMPONENT CENTER </w:t>
+        <w:t>{BLOOD_BANK_NAME}</w:t>
+      </w:r>
+      <w:r>
+        <w:rPr>
+          <w:b/>
+          <w:bCs/>
+          <w:sz w:val="24"/>
+          <w:szCs w:val="24"/>
+        </w:rPr>
+        <w:t xml:space="preserve"> </w:t>
       </w:r>
       <w:r>
         <w:rPr>
@@ -1623,7 +1742,7 @@
           <w:b/>
           <w:bCs/>
         </w:rPr>
-        <w:t>SATYAM NURSHING HOME</w:t>
+        <w:t>{HOSPITAL_NAME}</w:t>
       </w:r>
       <w:r>
         <w:rPr>
@@ -1754,7 +1873,7 @@
           <w:b/>
           <w:bCs/>
         </w:rPr>
-        <w:t>SATYAM NURSHING HOME</w:t>
+        <w:t>{HOSPITAL_NAME}</w:t>
       </w:r>
       <w:r>
         <w:rPr>
@@ -1768,7 +1887,7 @@
           <w:b/>
           <w:bCs/>
         </w:rPr>
-        <w:t>NEAR PAC CAMP BICHHIYA, GORAKHPUR, UTTAR PRADESH 273014</w:t>
+        <w:t>{HOSPITAL_ADDRESS}</w:t>
       </w:r>
     </w:p>
     <w:p>
@@ -1787,17 +1906,15 @@
           <w:color w:val="000000"/>
         </w:rPr>
       </w:pPr>
-      <w:bookmarkStart w:id="7" w:name="_Hlk232156363"/>
-      <w:r>
-        <w:rPr>
-          <w:b/>
-          <w:bCs/>
-          <w:sz w:val="24"/>
-          <w:szCs w:val="24"/>
-        </w:rPr>
-        <w:t>GORAKHPUR CHARITABLE BLOOD AND COMPONENT CENTER</w:t>
-      </w:r>
-      <w:bookmarkEnd w:id="7"/>
+      <w:r>
+        <w:rPr>
+          <w:b/>
+          <w:bCs/>
+          <w:sz w:val="24"/>
+          <w:szCs w:val="24"/>
+        </w:rPr>
+        <w:t>{BLOOD_BANK_NAME}</w:t>
+      </w:r>
       <w:r>
         <w:rPr>
           <w:b/>
@@ -1810,7 +1927,14 @@
           <w:b/>
           <w:bCs/>
         </w:rPr>
-        <w:t>Within Gorakhnath Mandir Campus, Gorakhpur, Uttar Pradesh-273015</w:t>
+        <w:t xml:space="preserve">Within </w:t>
+      </w:r>
+      <w:r>
+        <w:rPr>
+          <w:b/>
+          <w:bCs/>
+        </w:rPr>
+        <w:t>{BLOOD_BANK_ADDRESS}</w:t>
       </w:r>
     </w:p>
     <w:p>
@@ -1899,7 +2023,6 @@
         <w:rPr>
           <w:color w:val="000000"/>
         </w:rPr>
-        <w:lastRenderedPageBreak/>
         <w:t>be invalid or unenforceable, then (a) a suitable and equitable provision shall be substituted for that invalid or unenforceable provision in order to carry out, so far as may be valid and enforceable, the intent and purpose of that invalid or unenforceable provision and (b) remainder of this agreement, and the application of that invalid or unenforceable provision to other persons or in other circumstances or jurisdiction, shall not be affected by such invalidity or unenforceability.</w:t>
       </w:r>
     </w:p>
@@ -1953,6 +2076,7 @@
         <w:jc w:val="both"/>
       </w:pPr>
       <w:r>
+        <w:lastRenderedPageBreak/>
         <w:t xml:space="preserve">IN WITNESS WHEREOF the parties hereto have executed this agreement on the day, month and year herein below written in the presence </w:t>
       </w:r>
       <w:proofErr w:type="gramStart"/>
@@ -1975,14 +2099,13 @@
       <w:pPr>
         <w:spacing w:after="0" w:line="240" w:lineRule="auto"/>
         <w:ind w:left="3600" w:hanging="3600"/>
-        <w:jc w:val="center"/>
-        <w:rPr>
-          <w:b/>
-          <w:bCs/>
-        </w:rPr>
-      </w:pPr>
-      <w:bookmarkStart w:id="8" w:name="_uf9fydj7dfsk" w:colFirst="0" w:colLast="0"/>
-      <w:bookmarkEnd w:id="8"/>
+        <w:rPr>
+          <w:b/>
+          <w:bCs/>
+        </w:rPr>
+      </w:pPr>
+      <w:bookmarkStart w:id="6" w:name="_uf9fydj7dfsk" w:colFirst="0" w:colLast="0"/>
+      <w:bookmarkEnd w:id="6"/>
       <w:r>
         <w:rPr>
           <w:b/>
@@ -1995,7 +2118,7 @@
           <w:b/>
           <w:bCs/>
         </w:rPr>
-        <w:t>SATYAM NURSHING HOME</w:t>
+        <w:t>{HOSPITAL_NAME}</w:t>
       </w:r>
       <w:r>
         <w:rPr>
@@ -2016,6 +2139,13 @@
           <w:b/>
           <w:bCs/>
         </w:rPr>
+        <w:t xml:space="preserve">                           </w:t>
+      </w:r>
+      <w:r>
+        <w:rPr>
+          <w:b/>
+          <w:bCs/>
+        </w:rPr>
         <w:t>F</w:t>
       </w:r>
       <w:r>
@@ -2032,25 +2162,7 @@
           <w:sz w:val="24"/>
           <w:szCs w:val="24"/>
         </w:rPr>
-        <w:t xml:space="preserve">GURU SHRI GORAKHNATH BLOOD BANK AND </w:t>
-      </w:r>
-      <w:r>
-        <w:rPr>
-          <w:b/>
-          <w:bCs/>
-          <w:sz w:val="24"/>
-          <w:szCs w:val="24"/>
-        </w:rPr>
-        <w:t xml:space="preserve">      </w:t>
-      </w:r>
-      <w:r>
-        <w:rPr>
-          <w:b/>
-          <w:bCs/>
-          <w:sz w:val="24"/>
-          <w:szCs w:val="24"/>
-        </w:rPr>
-        <w:t>COMPONENT CENTER</w:t>
+        <w:t>{BLOOD_BANK_NAME}</w:t>
       </w:r>
     </w:p>
     <w:p>
@@ -2136,7 +2248,7 @@
 </file>
 
 <file path=word/endnotes.xml><?xml version="1.0" encoding="utf-8"?>
-<w:endnotes xmlns:wpc="http://schemas.microsoft.com/office/word/2010/wordprocessingCanvas" xmlns:cx="http://schemas.microsoft.com/office/drawing/2014/chartex" xmlns:cx1="http://schemas.microsoft.com/office/drawing/2015/9/8/chartex" xmlns:cx2="http://schemas.microsoft.com/office/drawing/2015/10/21/chartex" xmlns:cx3="http://schemas.microsoft.com/office/drawing/2016/5/9/chartex" xmlns:cx4="http://schemas.microsoft.com/office/drawing/2016/5/10/chartex" xmlns:cx5="http://schemas.microsoft.com/office/drawing/2016/5/11/chartex" xmlns:cx6="http://schemas.microsoft.com/office/drawing/2016/5/12/chartex" xmlns:cx7="http://schemas.microsoft.com/office/drawing/2016/5/13/chartex" xmlns:cx8="http://schemas.microsoft.com/office/drawing/2016/5/14/chartex" xmlns:mc="http://schemas.openxmlformats.org/markup-compatibility/2006" xmlns:aink="http://schemas.microsoft.com/office/drawing/2016/ink" xmlns:am3d="http://schemas.microsoft.com/office/drawing/2017/model3d" xmlns:o="urn:schemas-microsoft-com:office:office" xmlns:oel="http://schemas.microsoft.com/office/2019/extlst" xmlns:r="http://schemas.openxmlformats.org/officeDocument/2006/relationships" xmlns:m="http://schemas.openxmlformats.org/officeDocument/2006/math" xmlns:v="urn:schemas-microsoft-com:vml" xmlns:wp14="http://schemas.microsoft.com/office/word/2010/wordprocessingDrawing" xmlns:wp="http://schemas.openxmlformats.org/drawingml/2006/wordprocessingDrawing" xmlns:w10="urn:schemas-microsoft-com:office:word" xmlns:w="http://schemas.openxmlformats.org/wordprocessingml/2006/main" xmlns:w14="http://schemas.microsoft.com/office/word/2010/wordml" xmlns:w15="http://schemas.microsoft.com/office/word/2012/wordml" xmlns:w16cei="http://schemas.microsoft.com/office/word/2026/wordml/cei" xmlns:w16cex="http://schemas.microsoft.com/office/word/2018/wordml/cex" xmlns:w16cid="http://schemas.microsoft.com/office/word/2016/wordml/cid" xmlns:w16="http://schemas.microsoft.com/office/word/2018/wordml" xmlns:w16du="http://schemas.microsoft.com/office/word/2023/wordml/word16du" xmlns:w16sdtdh="http://schemas.microsoft.com/office/word/2020/wordml/sdtdatahash" xmlns:w16sdtfl="http://schemas.microsoft.com/office/word/2024/wordml/sdtformatlock" xmlns:w16se="http://schemas.microsoft.com/office/word/2015/wordml/symex" xmlns:wpg="http://schemas.microsoft.com/office/word/2010/wordprocessingGroup" xmlns:wpi="http://schemas.microsoft.com/office/word/2010/wordprocessingInk" xmlns:wne="http://schemas.microsoft.com/office/word/2006/wordml" xmlns:wps="http://schemas.microsoft.com/office/word/2010/wordprocessingShape" mc:Ignorable="w14 w15 w16se w16cid w16 w16cex w16sdtdh w16sdtfl w16du wp14">
+<w:endnotes xmlns:wpc="http://schemas.microsoft.com/office/word/2010/wordprocessingCanvas" xmlns:cx="http://schemas.microsoft.com/office/drawing/2014/chartex" xmlns:cx1="http://schemas.microsoft.com/office/drawing/2015/9/8/chartex" xmlns:cx2="http://schemas.microsoft.com/office/drawing/2015/10/21/chartex" xmlns:cx3="http://schemas.microsoft.com/office/drawing/2016/5/9/chartex" xmlns:cx4="http://schemas.microsoft.com/office/drawing/2016/5/10/chartex" xmlns:cx5="http://schemas.microsoft.com/office/drawing/2016/5/11/chartex" xmlns:cx6="http://schemas.microsoft.com/office/drawing/2016/5/12/chartex" xmlns:cx7="http://schemas.microsoft.com/office/drawing/2016/5/13/chartex" xmlns:cx8="http://schemas.microsoft.com/office/drawing/2016/5/14/chartex" xmlns:mc="http://schemas.openxmlformats.org/markup-compatibility/2006" xmlns:aink="http://schemas.microsoft.com/office/drawing/2016/ink" xmlns:am3d="http://schemas.microsoft.com/office/drawing/2017/model3d" xmlns:o="urn:schemas-microsoft-com:office:office" xmlns:oel="http://schemas.microsoft.com/office/2019/extlst" xmlns:r="http://schemas.openxmlformats.org/officeDocument/2006/relationships" xmlns:m="http://schemas.openxmlformats.org/officeDocument/2006/math" xmlns:v="urn:schemas-microsoft-com:vml" xmlns:wp14="http://schemas.microsoft.com/office/word/2010/wordprocessingDrawing" xmlns:wp="http://schemas.openxmlformats.org/drawingml/2006/wordprocessingDrawing" xmlns:w10="urn:schemas-microsoft-com:office:word" xmlns:w="http://schemas.openxmlformats.org/wordprocessingml/2006/main" xmlns:w14="http://schemas.microsoft.com/office/word/2010/wordml" xmlns:w15="http://schemas.microsoft.com/office/word/2012/wordml" xmlns:w16cex="http://schemas.microsoft.com/office/word/2018/wordml/cex" xmlns:w16cid="http://schemas.microsoft.com/office/word/2016/wordml/cid" xmlns:w16="http://schemas.microsoft.com/office/word/2018/wordml" xmlns:w16du="http://schemas.microsoft.com/office/word/2023/wordml/word16du" xmlns:w16sdtdh="http://schemas.microsoft.com/office/word/2020/wordml/sdtdatahash" xmlns:w16sdtfl="http://schemas.microsoft.com/office/word/2024/wordml/sdtformatlock" xmlns:w16se="http://schemas.microsoft.com/office/word/2015/wordml/symex" xmlns:wpg="http://schemas.microsoft.com/office/word/2010/wordprocessingGroup" xmlns:wpi="http://schemas.microsoft.com/office/word/2010/wordprocessingInk" xmlns:wne="http://schemas.microsoft.com/office/word/2006/wordml" xmlns:wps="http://schemas.microsoft.com/office/word/2010/wordprocessingShape" mc:Ignorable="w14 w15 w16se w16cid w16 w16cex w16sdtdh w16sdtfl w16du wp14">
   <w:endnote w:type="separator" w:id="-1">
     <w:p>
       <w:pPr>
@@ -2161,7 +2273,7 @@
 </file>
 
 <file path=word/footnotes.xml><?xml version="1.0" encoding="utf-8"?>
-<w:footnotes xmlns:wpc="http://schemas.microsoft.com/office/word/2010/wordprocessingCanvas" xmlns:cx="http://schemas.microsoft.com/office/drawing/2014/chartex" xmlns:cx1="http://schemas.microsoft.com/office/drawing/2015/9/8/chartex" xmlns:cx2="http://schemas.microsoft.com/office/drawing/2015/10/21/chartex" xmlns:cx3="http://schemas.microsoft.com/office/drawing/2016/5/9/chartex" xmlns:cx4="http://schemas.microsoft.com/office/drawing/2016/5/10/chartex" xmlns:cx5="http://schemas.microsoft.com/office/drawing/2016/5/11/chartex" xmlns:cx6="http://schemas.microsoft.com/office/drawing/2016/5/12/chartex" xmlns:cx7="http://schemas.microsoft.com/office/drawing/2016/5/13/chartex" xmlns:cx8="http://schemas.microsoft.com/office/drawing/2016/5/14/chartex" xmlns:mc="http://schemas.openxmlformats.org/markup-compatibility/2006" xmlns:aink="http://schemas.microsoft.com/office/drawing/2016/ink" xmlns:am3d="http://schemas.microsoft.com/office/drawing/2017/model3d" xmlns:o="urn:schemas-microsoft-com:office:office" xmlns:oel="http://schemas.microsoft.com/office/2019/extlst" xmlns:r="http://schemas.openxmlformats.org/officeDocument/2006/relationships" xmlns:m="http://schemas.openxmlformats.org/officeDocument/2006/math" xmlns:v="urn:schemas-microsoft-com:vml" xmlns:wp14="http://schemas.microsoft.com/office/word/2010/wordprocessingDrawing" xmlns:wp="http://schemas.openxmlformats.org/drawingml/2006/wordprocessingDrawing" xmlns:w10="urn:schemas-microsoft-com:office:word" xmlns:w="http://schemas.openxmlformats.org/wordprocessingml/2006/main" xmlns:w14="http://schemas.microsoft.com/office/word/2010/wordml" xmlns:w15="http://schemas.microsoft.com/office/word/2012/wordml" xmlns:w16cei="http://schemas.microsoft.com/office/word/2026/wordml/cei" xmlns:w16cex="http://schemas.microsoft.com/office/word/2018/wordml/cex" xmlns:w16cid="http://schemas.microsoft.com/office/word/2016/wordml/cid" xmlns:w16="http://schemas.microsoft.com/office/word/2018/wordml" xmlns:w16du="http://schemas.microsoft.com/office/word/2023/wordml/word16du" xmlns:w16sdtdh="http://schemas.microsoft.com/office/word/2020/wordml/sdtdatahash" xmlns:w16sdtfl="http://schemas.microsoft.com/office/word/2024/wordml/sdtformatlock" xmlns:w16se="http://schemas.microsoft.com/office/word/2015/wordml/symex" xmlns:wpg="http://schemas.microsoft.com/office/word/2010/wordprocessingGroup" xmlns:wpi="http://schemas.microsoft.com/office/word/2010/wordprocessingInk" xmlns:wne="http://schemas.microsoft.com/office/word/2006/wordml" xmlns:wps="http://schemas.microsoft.com/office/word/2010/wordprocessingShape" mc:Ignorable="w14 w15 w16se w16cid w16 w16cex w16sdtdh w16sdtfl w16du wp14">
+<w:footnotes xmlns:wpc="http://schemas.microsoft.com/office/word/2010/wordprocessingCanvas" xmlns:cx="http://schemas.microsoft.com/office/drawing/2014/chartex" xmlns:cx1="http://schemas.microsoft.com/office/drawing/2015/9/8/chartex" xmlns:cx2="http://schemas.microsoft.com/office/drawing/2015/10/21/chartex" xmlns:cx3="http://schemas.microsoft.com/office/drawing/2016/5/9/chartex" xmlns:cx4="http://schemas.microsoft.com/office/drawing/2016/5/10/chartex" xmlns:cx5="http://schemas.microsoft.com/office/drawing/2016/5/11/chartex" xmlns:cx6="http://schemas.microsoft.com/office/drawing/2016/5/12/chartex" xmlns:cx7="http://schemas.microsoft.com/office/drawing/2016/5/13/chartex" xmlns:cx8="http://schemas.microsoft.com/office/drawing/2016/5/14/chartex" xmlns:mc="http://schemas.openxmlformats.org/markup-compatibility/2006" xmlns:aink="http://schemas.microsoft.com/office/drawing/2016/ink" xmlns:am3d="http://schemas.microsoft.com/office/drawing/2017/model3d" xmlns:o="urn:schemas-microsoft-com:office:office" xmlns:oel="http://schemas.microsoft.com/office/2019/extlst" xmlns:r="http://schemas.openxmlformats.org/officeDocument/2006/relationships" xmlns:m="http://schemas.openxmlformats.org/officeDocument/2006/math" xmlns:v="urn:schemas-microsoft-com:vml" xmlns:wp14="http://schemas.microsoft.com/office/word/2010/wordprocessingDrawing" xmlns:wp="http://schemas.openxmlformats.org/drawingml/2006/wordprocessingDrawing" xmlns:w10="urn:schemas-microsoft-com:office:word" xmlns:w="http://schemas.openxmlformats.org/wordprocessingml/2006/main" xmlns:w14="http://schemas.microsoft.com/office/word/2010/wordml" xmlns:w15="http://schemas.microsoft.com/office/word/2012/wordml" xmlns:w16cex="http://schemas.microsoft.com/office/word/2018/wordml/cex" xmlns:w16cid="http://schemas.microsoft.com/office/word/2016/wordml/cid" xmlns:w16="http://schemas.microsoft.com/office/word/2018/wordml" xmlns:w16du="http://schemas.microsoft.com/office/word/2023/wordml/word16du" xmlns:w16sdtdh="http://schemas.microsoft.com/office/word/2020/wordml/sdtdatahash" xmlns:w16sdtfl="http://schemas.microsoft.com/office/word/2024/wordml/sdtformatlock" xmlns:w16se="http://schemas.microsoft.com/office/word/2015/wordml/symex" xmlns:wpg="http://schemas.microsoft.com/office/word/2010/wordprocessingGroup" xmlns:wpi="http://schemas.microsoft.com/office/word/2010/wordprocessingInk" xmlns:wne="http://schemas.microsoft.com/office/word/2006/wordml" xmlns:wps="http://schemas.microsoft.com/office/word/2010/wordprocessingShape" mc:Ignorable="w14 w15 w16se w16cid w16 w16cex w16sdtdh w16sdtfl w16du wp14">
   <w:footnote w:type="separator" w:id="-1">
     <w:p>
       <w:pPr>
@@ -2186,7 +2298,7 @@
 </file>
 
 <file path=word/header1.xml><?xml version="1.0" encoding="utf-8"?>
-<w:hdr xmlns:wpc="http://schemas.microsoft.com/office/word/2010/wordprocessingCanvas" xmlns:cx="http://schemas.microsoft.com/office/drawing/2014/chartex" xmlns:cx1="http://schemas.microsoft.com/office/drawing/2015/9/8/chartex" xmlns:cx2="http://schemas.microsoft.com/office/drawing/2015/10/21/chartex" xmlns:cx3="http://schemas.microsoft.com/office/drawing/2016/5/9/chartex" xmlns:cx4="http://schemas.microsoft.com/office/drawing/2016/5/10/chartex" xmlns:cx5="http://schemas.microsoft.com/office/drawing/2016/5/11/chartex" xmlns:cx6="http://schemas.microsoft.com/office/drawing/2016/5/12/chartex" xmlns:cx7="http://schemas.microsoft.com/office/drawing/2016/5/13/chartex" xmlns:cx8="http://schemas.microsoft.com/office/drawing/2016/5/14/chartex" xmlns:mc="http://schemas.openxmlformats.org/markup-compatibility/2006" xmlns:aink="http://schemas.microsoft.com/office/drawing/2016/ink" xmlns:am3d="http://schemas.microsoft.com/office/drawing/2017/model3d" xmlns:o="urn:schemas-microsoft-com:office:office" xmlns:oel="http://schemas.microsoft.com/office/2019/extlst" xmlns:r="http://schemas.openxmlformats.org/officeDocument/2006/relationships" xmlns:m="http://schemas.openxmlformats.org/officeDocument/2006/math" xmlns:v="urn:schemas-microsoft-com:vml" xmlns:wp14="http://schemas.microsoft.com/office/word/2010/wordprocessingDrawing" xmlns:wp="http://schemas.openxmlformats.org/drawingml/2006/wordprocessingDrawing" xmlns:w10="urn:schemas-microsoft-com:office:word" xmlns:w="http://schemas.openxmlformats.org/wordprocessingml/2006/main" xmlns:w14="http://schemas.microsoft.com/office/word/2010/wordml" xmlns:w15="http://schemas.microsoft.com/office/word/2012/wordml" xmlns:w16cei="http://schemas.microsoft.com/office/word/2026/wordml/cei" xmlns:w16cex="http://schemas.microsoft.com/office/word/2018/wordml/cex" xmlns:w16cid="http://schemas.microsoft.com/office/word/2016/wordml/cid" xmlns:w16="http://schemas.microsoft.com/office/word/2018/wordml" xmlns:w16du="http://schemas.microsoft.com/office/word/2023/wordml/word16du" xmlns:w16sdtdh="http://schemas.microsoft.com/office/word/2020/wordml/sdtdatahash" xmlns:w16sdtfl="http://schemas.microsoft.com/office/word/2024/wordml/sdtformatlock" xmlns:w16se="http://schemas.microsoft.com/office/word/2015/wordml/symex" xmlns:wpg="http://schemas.microsoft.com/office/word/2010/wordprocessingGroup" xmlns:wpi="http://schemas.microsoft.com/office/word/2010/wordprocessingInk" xmlns:wne="http://schemas.microsoft.com/office/word/2006/wordml" xmlns:wps="http://schemas.microsoft.com/office/word/2010/wordprocessingShape" mc:Ignorable="w14 w15 w16se w16cid w16 w16cex w16sdtdh w16sdtfl w16du wp14">
+<w:hdr xmlns:wpc="http://schemas.microsoft.com/office/word/2010/wordprocessingCanvas" xmlns:cx="http://schemas.microsoft.com/office/drawing/2014/chartex" xmlns:cx1="http://schemas.microsoft.com/office/drawing/2015/9/8/chartex" xmlns:cx2="http://schemas.microsoft.com/office/drawing/2015/10/21/chartex" xmlns:cx3="http://schemas.microsoft.com/office/drawing/2016/5/9/chartex" xmlns:cx4="http://schemas.microsoft.com/office/drawing/2016/5/10/chartex" xmlns:cx5="http://schemas.microsoft.com/office/drawing/2016/5/11/chartex" xmlns:cx6="http://schemas.microsoft.com/office/drawing/2016/5/12/chartex" xmlns:cx7="http://schemas.microsoft.com/office/drawing/2016/5/13/chartex" xmlns:cx8="http://schemas.microsoft.com/office/drawing/2016/5/14/chartex" xmlns:mc="http://schemas.openxmlformats.org/markup-compatibility/2006" xmlns:aink="http://schemas.microsoft.com/office/drawing/2016/ink" xmlns:am3d="http://schemas.microsoft.com/office/drawing/2017/model3d" xmlns:o="urn:schemas-microsoft-com:office:office" xmlns:oel="http://schemas.microsoft.com/office/2019/extlst" xmlns:r="http://schemas.openxmlformats.org/officeDocument/2006/relationships" xmlns:m="http://schemas.openxmlformats.org/officeDocument/2006/math" xmlns:v="urn:schemas-microsoft-com:vml" xmlns:wp14="http://schemas.microsoft.com/office/word/2010/wordprocessingDrawing" xmlns:wp="http://schemas.openxmlformats.org/drawingml/2006/wordprocessingDrawing" xmlns:w10="urn:schemas-microsoft-com:office:word" xmlns:w="http://schemas.openxmlformats.org/wordprocessingml/2006/main" xmlns:w14="http://schemas.microsoft.com/office/word/2010/wordml" xmlns:w15="http://schemas.microsoft.com/office/word/2012/wordml" xmlns:w16cex="http://schemas.microsoft.com/office/word/2018/wordml/cex" xmlns:w16cid="http://schemas.microsoft.com/office/word/2016/wordml/cid" xmlns:w16="http://schemas.microsoft.com/office/word/2018/wordml" xmlns:w16du="http://schemas.microsoft.com/office/word/2023/wordml/word16du" xmlns:w16sdtdh="http://schemas.microsoft.com/office/word/2020/wordml/sdtdatahash" xmlns:w16sdtfl="http://schemas.microsoft.com/office/word/2024/wordml/sdtformatlock" xmlns:w16se="http://schemas.microsoft.com/office/word/2015/wordml/symex" xmlns:wpg="http://schemas.microsoft.com/office/word/2010/wordprocessingGroup" xmlns:wpi="http://schemas.microsoft.com/office/word/2010/wordprocessingInk" xmlns:wne="http://schemas.microsoft.com/office/word/2006/wordml" xmlns:wps="http://schemas.microsoft.com/office/word/2010/wordprocessingShape" mc:Ignorable="w14 w15 w16se w16cid w16 w16cex w16sdtdh w16sdtfl w16du wp14">
   <w:p>
     <w:pPr>
       <w:pBdr>
@@ -2324,7 +2436,7 @@
 </file>
 
 <file path=word/numbering.xml><?xml version="1.0" encoding="utf-8"?>
-<w:numbering xmlns:wpc="http://schemas.microsoft.com/office/word/2010/wordprocessingCanvas" xmlns:cx="http://schemas.microsoft.com/office/drawing/2014/chartex" xmlns:cx1="http://schemas.microsoft.com/office/drawing/2015/9/8/chartex" xmlns:cx2="http://schemas.microsoft.com/office/drawing/2015/10/21/chartex" xmlns:cx3="http://schemas.microsoft.com/office/drawing/2016/5/9/chartex" xmlns:cx4="http://schemas.microsoft.com/office/drawing/2016/5/10/chartex" xmlns:cx5="http://schemas.microsoft.com/office/drawing/2016/5/11/chartex" xmlns:cx6="http://schemas.microsoft.com/office/drawing/2016/5/12/chartex" xmlns:cx7="http://schemas.microsoft.com/office/drawing/2016/5/13/chartex" xmlns:cx8="http://schemas.microsoft.com/office/drawing/2016/5/14/chartex" xmlns:mc="http://schemas.openxmlformats.org/markup-compatibility/2006" xmlns:aink="http://schemas.microsoft.com/office/drawing/2016/ink" xmlns:am3d="http://schemas.microsoft.com/office/drawing/2017/model3d" xmlns:o="urn:schemas-microsoft-com:office:office" xmlns:oel="http://schemas.microsoft.com/office/2019/extlst" xmlns:r="http://schemas.openxmlformats.org/officeDocument/2006/relationships" xmlns:m="http://schemas.openxmlformats.org/officeDocument/2006/math" xmlns:v="urn:schemas-microsoft-com:vml" xmlns:wp14="http://schemas.microsoft.com/office/word/2010/wordprocessingDrawing" xmlns:wp="http://schemas.openxmlformats.org/drawingml/2006/wordprocessingDrawing" xmlns:w10="urn:schemas-microsoft-com:office:word" xmlns:w="http://schemas.openxmlformats.org/wordprocessingml/2006/main" xmlns:w14="http://schemas.microsoft.com/office/word/2010/wordml" xmlns:w15="http://schemas.microsoft.com/office/word/2012/wordml" xmlns:w16cei="http://schemas.microsoft.com/office/word/2026/wordml/cei" xmlns:w16cex="http://schemas.microsoft.com/office/word/2018/wordml/cex" xmlns:w16cid="http://schemas.microsoft.com/office/word/2016/wordml/cid" xmlns:w16="http://schemas.microsoft.com/office/word/2018/wordml" xmlns:w16du="http://schemas.microsoft.com/office/word/2023/wordml/word16du" xmlns:w16sdtdh="http://schemas.microsoft.com/office/word/2020/wordml/sdtdatahash" xmlns:w16sdtfl="http://schemas.microsoft.com/office/word/2024/wordml/sdtformatlock" xmlns:w16se="http://schemas.microsoft.com/office/word/2015/wordml/symex" xmlns:wpg="http://schemas.microsoft.com/office/word/2010/wordprocessingGroup" xmlns:wpi="http://schemas.microsoft.com/office/word/2010/wordprocessingInk" xmlns:wne="http://schemas.microsoft.com/office/word/2006/wordml" xmlns:wps="http://schemas.microsoft.com/office/word/2010/wordprocessingShape" mc:Ignorable="w14 w15 w16se w16cid w16 w16cex w16sdtdh w16sdtfl w16du wp14">
+<w:numbering xmlns:wpc="http://schemas.microsoft.com/office/word/2010/wordprocessingCanvas" xmlns:cx="http://schemas.microsoft.com/office/drawing/2014/chartex" xmlns:cx1="http://schemas.microsoft.com/office/drawing/2015/9/8/chartex" xmlns:cx2="http://schemas.microsoft.com/office/drawing/2015/10/21/chartex" xmlns:cx3="http://schemas.microsoft.com/office/drawing/2016/5/9/chartex" xmlns:cx4="http://schemas.microsoft.com/office/drawing/2016/5/10/chartex" xmlns:cx5="http://schemas.microsoft.com/office/drawing/2016/5/11/chartex" xmlns:cx6="http://schemas.microsoft.com/office/drawing/2016/5/12/chartex" xmlns:cx7="http://schemas.microsoft.com/office/drawing/2016/5/13/chartex" xmlns:cx8="http://schemas.microsoft.com/office/drawing/2016/5/14/chartex" xmlns:mc="http://schemas.openxmlformats.org/markup-compatibility/2006" xmlns:aink="http://schemas.microsoft.com/office/drawing/2016/ink" xmlns:am3d="http://schemas.microsoft.com/office/drawing/2017/model3d" xmlns:o="urn:schemas-microsoft-com:office:office" xmlns:oel="http://schemas.microsoft.com/office/2019/extlst" xmlns:r="http://schemas.openxmlformats.org/officeDocument/2006/relationships" xmlns:m="http://schemas.openxmlformats.org/officeDocument/2006/math" xmlns:v="urn:schemas-microsoft-com:vml" xmlns:wp14="http://schemas.microsoft.com/office/word/2010/wordprocessingDrawing" xmlns:wp="http://schemas.openxmlformats.org/drawingml/2006/wordprocessingDrawing" xmlns:w10="urn:schemas-microsoft-com:office:word" xmlns:w="http://schemas.openxmlformats.org/wordprocessingml/2006/main" xmlns:w14="http://schemas.microsoft.com/office/word/2010/wordml" xmlns:w15="http://schemas.microsoft.com/office/word/2012/wordml" xmlns:w16cex="http://schemas.microsoft.com/office/word/2018/wordml/cex" xmlns:w16cid="http://schemas.microsoft.com/office/word/2016/wordml/cid" xmlns:w16="http://schemas.microsoft.com/office/word/2018/wordml" xmlns:w16du="http://schemas.microsoft.com/office/word/2023/wordml/word16du" xmlns:w16sdtdh="http://schemas.microsoft.com/office/word/2020/wordml/sdtdatahash" xmlns:w16sdtfl="http://schemas.microsoft.com/office/word/2024/wordml/sdtformatlock" xmlns:w16se="http://schemas.microsoft.com/office/word/2015/wordml/symex" xmlns:wpg="http://schemas.microsoft.com/office/word/2010/wordprocessingGroup" xmlns:wpi="http://schemas.microsoft.com/office/word/2010/wordprocessingInk" xmlns:wne="http://schemas.microsoft.com/office/word/2006/wordml" xmlns:wps="http://schemas.microsoft.com/office/word/2010/wordprocessingShape" mc:Ignorable="w14 w15 w16se w16cid w16 w16cex w16sdtdh w16sdtfl w16du wp14">
   <w:abstractNum w:abstractNumId="0" w15:restartNumberingAfterBreak="0">
     <w:nsid w:val="29A37B17"/>
     <w:multiLevelType w:val="multilevel"/>

--- a/App/mou_templates/Blood Bank.docx
+++ b/App/mou_templates/Blood Bank.docx
@@ -63,7 +63,7 @@
           <w:szCs w:val="26"/>
           <w:u w:val="single"/>
         </w:rPr>
-        <w:t>8</w:t>
+        <w:t>9</w:t>
       </w:r>
       <w:r>
         <w:rPr>
@@ -444,7 +444,7 @@
           <w:sz w:val="26"/>
           <w:szCs w:val="26"/>
         </w:rPr>
-        <w:t>8</w:t>
+        <w:t>9</w:t>
       </w:r>
       <w:r>
         <w:rPr>
@@ -1113,7 +1113,7 @@
           <w:sz w:val="26"/>
           <w:szCs w:val="26"/>
         </w:rPr>
-        <w:t>8</w:t>
+        <w:t>9</w:t>
       </w:r>
       <w:r>
         <w:rPr>
@@ -1165,7 +1165,7 @@
           <w:sz w:val="26"/>
           <w:szCs w:val="26"/>
         </w:rPr>
-        <w:t>7</w:t>
+        <w:t>8</w:t>
       </w:r>
       <w:r>
         <w:rPr>
@@ -1529,21 +1529,7 @@
         <w:rPr>
           <w:color w:val="000000"/>
         </w:rPr>
-        <w:t xml:space="preserve">Assignment: Either party shall not be </w:t>
-      </w:r>
-      <w:proofErr w:type="gramStart"/>
-      <w:r>
-        <w:rPr>
-          <w:color w:val="000000"/>
-        </w:rPr>
-        <w:t>entitles</w:t>
-      </w:r>
-      <w:proofErr w:type="gramEnd"/>
-      <w:r>
-        <w:rPr>
-          <w:color w:val="000000"/>
-        </w:rPr>
-        <w:t xml:space="preserve"> to assign this agreement or any of its rights, powers, benefits, responsibilities, obligations and/ or duties hereunder without the prior consent of the other party.</w:t>
+        <w:t>Assignment: Either party shall not be entitles to assign this agreement or any of its rights, powers, benefits, responsibilities, obligations and/ or duties hereunder without the prior consent of the other party.</w:t>
       </w:r>
     </w:p>
     <w:p>
@@ -1612,13 +1598,7 @@
         <w:rPr>
           <w:color w:val="000000"/>
         </w:rPr>
-        <w:t xml:space="preserve">Each party represents and warrants that neither the executive nor delivery of this agreement, or the fulfillment or compliance with the terms and provisions hereof; (a) will conflict with or result in a breach of terms, conditions or provisions hereof or constitute a default under or result in any violation of its charter or byelaws, if any, or any agreement, restrictions, instruments, orders, judgment, decree, statute, law, rule or regulation to which it is subject, or (b) require any consent, approval or </w:t>
-      </w:r>
-      <w:r>
-        <w:rPr>
-          <w:color w:val="000000"/>
-        </w:rPr>
-        <w:t>other action by any court or administrative or government authority/ body.</w:t>
+        <w:t>Each party represents and warrants that neither the executive nor delivery of this agreement, or the fulfillment or compliance with the terms and provisions hereof; (a) will conflict with or result in a breach of terms, conditions or provisions hereof or constitute a default under or result in any violation of its charter or byelaws, if any, or any agreement, restrictions, instruments, orders, judgment, decree, statute, law, rule or regulation to which it is subject, or (b) require any consent, approval or other action by any court or administrative or government authority/ body.</w:t>
       </w:r>
     </w:p>
     <w:p>
@@ -1980,21 +1960,7 @@
         <w:rPr>
           <w:color w:val="000000"/>
         </w:rPr>
-        <w:t>Waivers: No failure by a party to take any action with respect to a breach of or default under this agreement by another party shall constitute a waiver of the former party’s right to (a) enforce any provision of this agreement or (b) take action with respect to such breach or default. No waiver by a party of any particular breach or any sub-sequent breach or default. No waiver by a party of any particular breach of or default under this agreement by another party shall be construed as or constitute (</w:t>
-      </w:r>
-      <w:proofErr w:type="spellStart"/>
-      <w:r>
-        <w:rPr>
-          <w:color w:val="000000"/>
-        </w:rPr>
-        <w:t>i</w:t>
-      </w:r>
-      <w:proofErr w:type="spellEnd"/>
-      <w:r>
-        <w:rPr>
-          <w:color w:val="000000"/>
-        </w:rPr>
-        <w:t>) a continuing waiver of such breach or default or (ii) a waiver of any other breach of or default under this agreement.</w:t>
+        <w:t>Waivers: No failure by a party to take any action with respect to a breach of or default under this agreement by another party shall constitute a waiver of the former party’s right to (a) enforce any provision of this agreement or (b) take action with respect to such breach or default. No waiver by a party of any particular breach or any sub-sequent breach or default. No waiver by a party of any particular breach of or default under this agreement by another party shall be construed as or constitute (i) a continuing waiver of such breach or default or (ii) a waiver of any other breach of or default under this agreement.</w:t>
       </w:r>
     </w:p>
     <w:p>
@@ -2017,13 +1983,7 @@
         <w:rPr>
           <w:color w:val="000000"/>
         </w:rPr>
-        <w:t xml:space="preserve">Severability: the provisions of this agreement shall be deemed severable and the invalidity or unenforceability of the other provisions of this agreement. If any provision of this agreement, or the application of that provision to any person or in any circumstance or jurisdiction, is found to </w:t>
-      </w:r>
-      <w:r>
-        <w:rPr>
-          <w:color w:val="000000"/>
-        </w:rPr>
-        <w:t>be invalid or unenforceable, then (a) a suitable and equitable provision shall be substituted for that invalid or unenforceable provision in order to carry out, so far as may be valid and enforceable, the intent and purpose of that invalid or unenforceable provision and (b) remainder of this agreement, and the application of that invalid or unenforceable provision to other persons or in other circumstances or jurisdiction, shall not be affected by such invalidity or unenforceability.</w:t>
+        <w:t>Severability: the provisions of this agreement shall be deemed severable and the invalidity or unenforceability of the other provisions of this agreement. If any provision of this agreement, or the application of that provision to any person or in any circumstance or jurisdiction, is found to be invalid or unenforceable, then (a) a suitable and equitable provision shall be substituted for that invalid or unenforceable provision in order to carry out, so far as may be valid and enforceable, the intent and purpose of that invalid or unenforceable provision and (b) remainder of this agreement, and the application of that invalid or unenforceable provision to other persons or in other circumstances or jurisdiction, shall not be affected by such invalidity or unenforceability.</w:t>
       </w:r>
     </w:p>
     <w:p>
@@ -2077,13 +2037,8 @@
       </w:pPr>
       <w:r>
         <w:lastRenderedPageBreak/>
-        <w:t xml:space="preserve">IN WITNESS WHEREOF the parties hereto have executed this agreement on the day, month and year herein below written in the presence </w:t>
-      </w:r>
-      <w:proofErr w:type="gramStart"/>
-      <w:r>
-        <w:t>of:-</w:t>
-      </w:r>
-      <w:proofErr w:type="gramEnd"/>
+        <w:t>IN WITNESS WHEREOF the parties hereto have executed this agreement on the day, month and year herein below written in the presence of:-</w:t>
+      </w:r>
     </w:p>
     <w:p>
       <w:pPr>
